--- a/4_Diari/Diario 17.04.2026.docx
+++ b/4_Diari/Diario 17.04.2026.docx
@@ -219,19 +219,7 @@
               <w:rPr>
                 <w:rFonts w:ascii="Arial" w:hAnsi="Arial" w:cs="Arial"/>
               </w:rPr>
-              <w:t>(</w:t>
-            </w:r>
-            <w:r>
-              <w:rPr>
-                <w:rFonts w:ascii="Arial" w:hAnsi="Arial" w:cs="Arial"/>
-              </w:rPr>
-              <w:t>10</w:t>
-            </w:r>
-            <w:r>
-              <w:rPr>
-                <w:rFonts w:ascii="Arial" w:hAnsi="Arial" w:cs="Arial"/>
-              </w:rPr>
-              <w:t xml:space="preserve">:20 -11:35) </w:t>
+              <w:t xml:space="preserve">(10:20 -11:35) </w:t>
             </w:r>
           </w:p>
           <w:p>
@@ -258,13 +246,7 @@
               <w:rPr>
                 <w:rFonts w:ascii="Arial" w:hAnsi="Arial" w:cs="Arial"/>
               </w:rPr>
-              <w:t xml:space="preserve">Anh: documentazione </w:t>
-            </w:r>
-            <w:r>
-              <w:rPr>
-                <w:rFonts w:ascii="Arial" w:hAnsi="Arial" w:cs="Arial"/>
-              </w:rPr>
-              <w:t>pathfinding</w:t>
+              <w:t>Anh: documentazione pathfinding</w:t>
             </w:r>
           </w:p>
           <w:p>
@@ -374,13 +356,7 @@
               <w:rPr>
                 <w:rFonts w:ascii="Arial" w:hAnsi="Arial" w:cs="Arial"/>
               </w:rPr>
-              <w:t xml:space="preserve">documentazione </w:t>
-            </w:r>
-            <w:r>
-              <w:rPr>
-                <w:rFonts w:ascii="Arial" w:hAnsi="Arial" w:cs="Arial"/>
-              </w:rPr>
-              <w:t>pathfinding</w:t>
+              <w:t>documentazione pathfinding</w:t>
             </w:r>
           </w:p>
           <w:p>
@@ -479,6 +455,12 @@
                 <w:rFonts w:ascii="Arial" w:hAnsi="Arial" w:cs="Arial"/>
               </w:rPr>
             </w:pPr>
+            <w:r>
+              <w:rPr>
+                <w:rFonts w:ascii="Arial" w:hAnsi="Arial" w:cs="Arial"/>
+              </w:rPr>
+              <w:t>Duplicazione dei file tramite merge, risolto eliminando uno dei due file.</w:t>
+            </w:r>
           </w:p>
           <w:p>
             <w:pPr>
@@ -4484,6 +4466,7 @@
     <w:rsid w:val="005205E4"/>
     <w:rsid w:val="00531C17"/>
     <w:rsid w:val="00540959"/>
+    <w:rsid w:val="0056185E"/>
     <w:rsid w:val="00580D3A"/>
     <w:rsid w:val="00593E02"/>
     <w:rsid w:val="00594413"/>
@@ -4516,6 +4499,7 @@
     <w:rsid w:val="008B4A4C"/>
     <w:rsid w:val="008E6A10"/>
     <w:rsid w:val="008F0569"/>
+    <w:rsid w:val="008F1195"/>
     <w:rsid w:val="00910CDF"/>
     <w:rsid w:val="009135E1"/>
     <w:rsid w:val="00914221"/>
